--- a/resultados finais/mostra-cientifica-2026/Mostra-Cientifica-2026-Resumo-Simples-AAF-H-pylori.docx
+++ b/resultados finais/mostra-cientifica-2026/Mostra-Cientifica-2026-Resumo-Simples-AAF-H-pylori.docx
@@ -12,7 +12,7 @@
           <w:b/>
           <w:bCs/>
         </w:rPr>
-        <w:t xml:space="preserve">ALOPECIA ANDROGENÉTICA FEMININA E SAÚDE GASTROINTESTINAL: ESTUDO DE CASO DE PROTOCOLO COM FOTOBIOMODULAÇÃO, INTRADERMOTERAPIA E CUIDADO DOMICILIAR</w:t>
+        <w:t xml:space="preserve">ALOPECIA ANDROGENÉTICA FEMININA E SAÚDE GASTROINTESTINAL: ESTUDO DE CASO DE UM PROTOCOLO ESTÉTICO COM FOTOBIOMODULAÇÃO, INTRADERMOTERAPIA CAPILAR E CUIDADO DOMICILIAR</w:t>
       </w:r>
     </w:p>
     <w:p>
@@ -101,7 +101,7 @@
       </w:r>
       <w:r>
         <w:rPr/>
-        <w:t xml:space="preserve">Descrever os resultados parciais de um protocolo estético com fotobiomodulação, intradermoterapia capilar e cuidado domiciliar, conduzido em paralelo ao acompanhamento médico. </w:t>
+        <w:t xml:space="preserve">Descrever um protocolo estético com fotobiomodulação, intradermoterapia capilar e cuidado domiciliar, conduzido em paralelo ao acompanhamento médico. </w:t>
       </w:r>
       <w:r>
         <w:rPr>
@@ -123,18 +123,29 @@
       </w:r>
       <w:r>
         <w:rPr/>
-        <w:t xml:space="preserve"> já erradicado e confirmado por exames; a anamnese identificou ainda relato de estresse psicológico e privação de sono, associados a distúrbios capilares. Usaram-se anamnese capilar, tricoscopia e registro fotográfico padronizado. Linha do tempo: no terceiro semestre, terapia capilar como preparo da pele, com foco em home care; neste ano, piora e nova avaliação; a partir dela, melhora dos hábitos domésticos — higienização e lavagem mais frequentes —, com apoio médico que melhorou o quadro gastrointestinal. O protocolo teve duas fases: desinflamação (aromaterapia, argiloterapia e luz azul) e estímulo (intradermoterapia por pápula, luz vermelha e tônico domiciliar). Seguiu-se a Resolução 466/12 do CNS, com aprovação do Comitê de Ética em Pesquisa da UNIPLAC sob o número 6.603.39 e assinatura do Termo de Consentimento Livre e Esclarecido (TCLE). </w:t>
+        <w:t xml:space="preserve"> já erradicado e confirmado por exames; a anamnese identificou ainda relato de estresse psicológico e privação de sono, associados a distúrbios capilares. Em 2023, a paciente realizou tratamento de desinflamação do couro cabeludo, não conduzido pela autora; meses depois, houve piora, e a investigação identificou </w:t>
+      </w:r>
+      <w:r>
+        <w:rPr>
+          <w:i/>
+          <w:iCs/>
+        </w:rPr>
+        <w:t xml:space="preserve">H. pylori</w:t>
+      </w:r>
+      <w:r>
+        <w:rPr/>
+        <w:t xml:space="preserve"> e gastrite, com cura da infecção após antibióticos e persistência da gastrite. Em 2024, iniciou-se estimulação mais intensa, com intradermoterapia por pápula, luz vermelha e tônico domiciliar. Usaram-se anamnese capilar, tricoscopia e registro fotográfico padronizado. Seguiu-se a Resolução 466/12 do CNS, com aprovação do Comitê de Ética em Pesquisa da UNIPLAC sob o número 6.603.39 e assinatura do Termo de Consentimento Livre e Esclarecido (TCLE). </w:t>
       </w:r>
       <w:r>
         <w:rPr>
           <w:b/>
           <w:bCs/>
         </w:rPr>
-        <w:t xml:space="preserve">RESULTADOS PARCIAIS: </w:t>
+        <w:t xml:space="preserve">RESULTADOS: </w:t>
       </w:r>
       <w:r>
         <w:rPr/>
-        <w:t xml:space="preserve">A desinflamação reduziu hiperemia e oleosidade. Na transição para o estímulo houve piora percebida, e a reavaliação identificou higienização insuficiente e uso irregular do tônico. Após a correção dos hábitos e o apoio médico, registraram-se aumento da microcirculação e novos fios nas áreas rarefeitas, o que motivou estender as sessões. A literatura embasa o achado: a fotobiomodulação eleva o ATP folicular e prolonga a fase anágena (Avci et al., 2014) e a intradermoterapia entrega os ativos no plano dérmico, contornando a absorção gastrointestinal (Uzel et al., 2021). A adesão domiciliar foi o determinante mais evidente. Caso único e protocolo combinado não permitem isolar contribuições nem generalizar: sustenta-se ponte mecanística plausível, sem causalidade.</w:t>
+        <w:t xml:space="preserve">A pesquisa está em andamento e os resultados ainda não foram analisados, pois dependem do registro fotográfico final e da reavaliação tricoscópica. A literatura embasa os recursos: a fotobiomodulação eleva o ATP folicular e prolonga a fase anágena (Avci et al., 2014) e a intradermoterapia entrega os ativos no plano dérmico, contornando a absorção gastrointestinal (Uzel et al., 2021). Sustenta-se ponte mecanística plausível entre o quadro gastrointestinal e a alopecia, sem causalidade.</w:t>
       </w:r>
     </w:p>
     <w:p>
